--- a/Anleitung_AzubiPro.docx
+++ b/Anleitung_AzubiPro.docx
@@ -27,7 +27,7 @@
       <w:r>
         <w:rPr>
           <w:rFonts w:ascii="Arial" w:cs="Arial" w:eastAsia="Arial" w:hAnsi="Arial"/>
-          <w:color w:val="64748B"/>
+          <w:color w:val="4B5563"/>
           <w:sz w:val="30"/>
           <w:szCs w:val="30"/>
         </w:rPr>
@@ -42,7 +42,7 @@
       <w:r>
         <w:rPr>
           <w:rFonts w:ascii="Arial" w:cs="Arial" w:eastAsia="Arial" w:hAnsi="Arial"/>
-          <w:color w:val="94A3B8"/>
+          <w:color w:val="6B7280"/>
           <w:sz w:val="22"/>
           <w:szCs w:val="22"/>
         </w:rPr>
@@ -57,11 +57,11 @@
       <w:r>
         <w:rPr>
           <w:rFonts w:ascii="Arial" w:cs="Arial" w:eastAsia="Arial" w:hAnsi="Arial"/>
-          <w:color w:val="94A3B8"/>
+          <w:color w:val="6B7280"/>
           <w:sz w:val="20"/>
           <w:szCs w:val="20"/>
         </w:rPr>
-        <w:t xml:space="preserve">Stand: März 2026 | v40</w:t>
+        <w:t xml:space="preserve">Stand: März 2026 | v49</w:t>
       </w:r>
     </w:p>
     <w:p>
@@ -71,7 +71,7 @@
       <w:r>
         <w:rPr>
           <w:rFonts w:ascii="Arial" w:cs="Arial" w:eastAsia="Arial" w:hAnsi="Arial"/>
-          <w:color w:val="CBD5E1"/>
+          <w:color w:val="9CA3AF"/>
           <w:sz w:val="18"/>
           <w:szCs w:val="18"/>
         </w:rPr>
@@ -126,7 +126,7 @@
               <w:bottom w:val="none" w:sz="0"/>
               <w:right w:val="none" w:sz="0"/>
             </w:tcBorders>
-            <w:shd w:fill="F0F4FF" w:val="clear"/>
+            <w:shd w:fill="EEF2FF" w:val="clear"/>
             <w:tcMar>
               <w:top w:type="dxa" w:w="80"/>
               <w:left w:type="dxa" w:w="80"/>
@@ -157,7 +157,7 @@
               <w:bottom w:val="none" w:sz="0"/>
               <w:right w:val="none" w:sz="0"/>
             </w:tcBorders>
-            <w:shd w:fill="F0F4FF" w:val="clear"/>
+            <w:shd w:fill="EEF2FF" w:val="clear"/>
             <w:tcMar>
               <w:top w:type="dxa" w:w="80"/>
               <w:left w:type="dxa" w:w="80"/>
@@ -185,11 +185,11 @@
             <w:r>
               <w:rPr>
                 <w:rFonts w:ascii="Arial" w:cs="Arial" w:eastAsia="Arial" w:hAnsi="Arial"/>
-                <w:color w:val="6B7280"/>
+                <w:color w:val="374151"/>
                 <w:sz w:val="20"/>
                 <w:szCs w:val="20"/>
               </w:rPr>
-              <w:t xml:space="preserve">Der Ausbilder hängt den QR-Code im Klassenraum aus oder teilt den Link. Mit dem Handy scannen.</w:t>
+              <w:t xml:space="preserve">Ausbilder hängt QR-Code im Raum aus. Mit dem Handy scannen.</w:t>
             </w:r>
           </w:p>
         </w:tc>
@@ -226,7 +226,7 @@
               <w:bottom w:val="none" w:sz="0"/>
               <w:right w:val="none" w:sz="0"/>
             </w:tcBorders>
-            <w:shd w:fill="F0F4FF" w:val="clear"/>
+            <w:shd w:fill="EEF2FF" w:val="clear"/>
             <w:tcMar>
               <w:top w:type="dxa" w:w="80"/>
               <w:left w:type="dxa" w:w="80"/>
@@ -257,7 +257,7 @@
               <w:bottom w:val="none" w:sz="0"/>
               <w:right w:val="none" w:sz="0"/>
             </w:tcBorders>
-            <w:shd w:fill="F0F4FF" w:val="clear"/>
+            <w:shd w:fill="EEF2FF" w:val="clear"/>
             <w:tcMar>
               <w:top w:type="dxa" w:w="80"/>
               <w:left w:type="dxa" w:w="80"/>
@@ -285,11 +285,11 @@
             <w:r>
               <w:rPr>
                 <w:rFonts w:ascii="Arial" w:cs="Arial" w:eastAsia="Arial" w:hAnsi="Arial"/>
-                <w:color w:val="6B7280"/>
+                <w:color w:val="374151"/>
                 <w:sz w:val="20"/>
                 <w:szCs w:val="20"/>
               </w:rPr>
-              <w:t xml:space="preserve">Auf der Join-Seite unten: Vorname, Nachname, Betrieb, Beruf, Lehrjahr, Geburtsdatum, E-Mail und Passwort eingeben.</w:t>
+              <w:t xml:space="preserve">Vorname, Nachname, Betrieb, Beruf, Lehrjahr, Geburtsdatum, E-Mail, Passwort.</w:t>
             </w:r>
           </w:p>
         </w:tc>
@@ -326,7 +326,7 @@
               <w:bottom w:val="none" w:sz="0"/>
               <w:right w:val="none" w:sz="0"/>
             </w:tcBorders>
-            <w:shd w:fill="F0F4FF" w:val="clear"/>
+            <w:shd w:fill="EEF2FF" w:val="clear"/>
             <w:tcMar>
               <w:top w:type="dxa" w:w="80"/>
               <w:left w:type="dxa" w:w="80"/>
@@ -357,7 +357,7 @@
               <w:bottom w:val="none" w:sz="0"/>
               <w:right w:val="none" w:sz="0"/>
             </w:tcBorders>
-            <w:shd w:fill="F0F4FF" w:val="clear"/>
+            <w:shd w:fill="EEF2FF" w:val="clear"/>
             <w:tcMar>
               <w:top w:type="dxa" w:w="80"/>
               <w:left w:type="dxa" w:w="80"/>
@@ -385,11 +385,11 @@
             <w:r>
               <w:rPr>
                 <w:rFonts w:ascii="Arial" w:cs="Arial" w:eastAsia="Arial" w:hAnsi="Arial"/>
-                <w:color w:val="6B7280"/>
+                <w:color w:val="374151"/>
                 <w:sz w:val="20"/>
                 <w:szCs w:val="20"/>
               </w:rPr>
-              <w:t xml:space="preserve">Checkbox: Datenschutzerklärung und Nutzungsbedingungen bestätigen. Ohne Haken keine Registrierung.</w:t>
+              <w:t xml:space="preserve">Checkbox: Datenschutz + Nutzungsbedingungen. Ohne Haken keine Registrierung. Bestehende Nutzer werden beim Login aufgefordert.</w:t>
             </w:r>
           </w:p>
         </w:tc>
@@ -399,6 +399,23 @@
       <w:pPr>
         <w:spacing w:after="80"/>
       </w:pPr>
+    </w:p>
+    <w:p>
+      <w:pPr>
+        <w:pStyle w:val="Heading1"/>
+        <w:spacing w:before="400" w:after="200"/>
+      </w:pPr>
+      <w:r>
+        <w:rPr>
+          <w:rFonts w:ascii="Arial" w:cs="Arial" w:eastAsia="Arial" w:hAnsi="Arial"/>
+          <w:b/>
+          <w:bCs/>
+          <w:color w:val="1E40AF"/>
+          <w:sz w:val="32"/>
+          <w:szCs w:val="32"/>
+        </w:rPr>
+        <w:t xml:space="preserve">2. Kurs beitreten</w:t>
+      </w:r>
     </w:p>
     <w:tbl>
       <w:tblPr>
@@ -426,7 +443,7 @@
               <w:bottom w:val="none" w:sz="0"/>
               <w:right w:val="none" w:sz="0"/>
             </w:tcBorders>
-            <w:shd w:fill="F0F4FF" w:val="clear"/>
+            <w:shd w:fill="EEF2FF" w:val="clear"/>
             <w:tcMar>
               <w:top w:type="dxa" w:w="80"/>
               <w:left w:type="dxa" w:w="80"/>
@@ -444,7 +461,7 @@
                 <w:sz w:val="28"/>
                 <w:szCs w:val="28"/>
               </w:rPr>
-              <w:t xml:space="preserve">4️⃣</w:t>
+              <w:t xml:space="preserve">📱</w:t>
             </w:r>
           </w:p>
         </w:tc>
@@ -457,7 +474,7 @@
               <w:bottom w:val="none" w:sz="0"/>
               <w:right w:val="none" w:sz="0"/>
             </w:tcBorders>
-            <w:shd w:fill="F0F4FF" w:val="clear"/>
+            <w:shd w:fill="EEF2FF" w:val="clear"/>
             <w:tcMar>
               <w:top w:type="dxa" w:w="80"/>
               <w:left w:type="dxa" w:w="80"/>
@@ -475,65 +492,13 @@
                 <w:sz w:val="22"/>
                 <w:szCs w:val="22"/>
               </w:rPr>
-              <w:t xml:space="preserve">Fertig!</w:t>
+              <w:t xml:space="preserve">QR-Code in der App</w:t>
             </w:r>
           </w:p>
           <w:p>
             <w:pPr>
               <w:spacing w:before="40"/>
             </w:pPr>
-            <w:r>
-              <w:rPr>
-                <w:rFonts w:ascii="Arial" w:cs="Arial" w:eastAsia="Arial" w:hAnsi="Arial"/>
-                <w:color w:val="6B7280"/>
-                <w:sz w:val="20"/>
-                <w:szCs w:val="20"/>
-              </w:rPr>
-              <w:t xml:space="preserve">Nach der Registrierung bist du automatisch im Kurs eingetragen und siehst die Startseite.</w:t>
-            </w:r>
-          </w:p>
-        </w:tc>
-      </w:tr>
-    </w:tbl>
-    <w:p>
-      <w:pPr>
-        <w:spacing w:after="80"/>
-      </w:pPr>
-    </w:p>
-    <w:tbl>
-      <w:tblPr>
-        <w:tblW w:type="dxa" w:w="9026"/>
-        <w:tblBorders>
-          <w:top w:val="single" w:color="auto" w:sz="4"/>
-          <w:left w:val="single" w:color="auto" w:sz="4"/>
-          <w:bottom w:val="single" w:color="auto" w:sz="4"/>
-          <w:right w:val="single" w:color="auto" w:sz="4"/>
-          <w:insideH w:val="single" w:color="auto" w:sz="4"/>
-          <w:insideV w:val="single" w:color="auto" w:sz="4"/>
-        </w:tblBorders>
-      </w:tblPr>
-      <w:tblGrid>
-        <w:gridCol w:w="9026"/>
-      </w:tblGrid>
-      <w:tr>
-        <w:tc>
-          <w:tcPr>
-            <w:tcW w:type="dxa" w:w="9026"/>
-            <w:tcBorders>
-              <w:top w:val="none" w:sz="0"/>
-              <w:left w:val="none" w:sz="0"/>
-              <w:bottom w:val="none" w:sz="0"/>
-              <w:right w:val="none" w:sz="0"/>
-            </w:tcBorders>
-            <w:shd w:fill="F0F4FF" w:val="clear"/>
-            <w:tcMar>
-              <w:top w:type="dxa" w:w="100"/>
-              <w:left w:type="dxa" w:w="140"/>
-              <w:bottom w:type="dxa" w:w="100"/>
-              <w:right w:type="dxa" w:w="140"/>
-            </w:tcMar>
-          </w:tcPr>
-          <w:p>
             <w:r>
               <w:rPr>
                 <w:rFonts w:ascii="Arial" w:cs="Arial" w:eastAsia="Arial" w:hAnsi="Arial"/>
@@ -541,7 +506,7 @@
                 <w:sz w:val="20"/>
                 <w:szCs w:val="20"/>
               </w:rPr>
-              <w:t xml:space="preserve">💡 Schon ein Konto? Oben auf der Join-Seite ‘Bereits ein Konto?’ → E-Mail + Passwort eingeben → ‘Anmelden &amp; Lehrgang beitreten’.</w:t>
+              <w:t xml:space="preserve">Auf der Startseite: ‘📱 Kurs beitreten’ → Kamera öffnet sich → QR scannen → automatisch eingetragen.</w:t>
             </w:r>
           </w:p>
         </w:tc>
@@ -551,59 +516,6 @@
       <w:pPr>
         <w:spacing w:after="80"/>
       </w:pPr>
-    </w:p>
-    <w:p>
-      <w:pPr>
-        <w:pStyle w:val="Heading1"/>
-        <w:spacing w:before="400" w:after="200"/>
-      </w:pPr>
-      <w:r>
-        <w:rPr>
-          <w:rFonts w:ascii="Arial" w:cs="Arial" w:eastAsia="Arial" w:hAnsi="Arial"/>
-          <w:b/>
-          <w:bCs/>
-          <w:color w:val="1E40AF"/>
-          <w:sz w:val="32"/>
-          <w:szCs w:val="32"/>
-        </w:rPr>
-        <w:t xml:space="preserve">2. Nächster Kurs beitreten</w:t>
-      </w:r>
-    </w:p>
-    <w:p>
-      <w:pPr>
-        <w:spacing w:after="120"/>
-      </w:pPr>
-      <w:r>
-        <w:rPr>
-          <w:rFonts w:ascii="Arial" w:cs="Arial" w:eastAsia="Arial" w:hAnsi="Arial"/>
-          <w:color w:val="374151"/>
-          <w:sz w:val="22"/>
-          <w:szCs w:val="22"/>
-        </w:rPr>
-        <w:t xml:space="preserve">Beim nächsten Kurs einfach den neuen QR-Code scannen und mit dem bestehenden Konto einloggen. Du wirst automatisch im neuen Kurs eingetragen. Der Sitzplatz wird zurückgesetzt – gib deine neue Tischnummer ein.</w:t>
-      </w:r>
-    </w:p>
-    <w:p>
-      <w:pPr>
-        <w:spacing w:after="80"/>
-      </w:pPr>
-    </w:p>
-    <w:p>
-      <w:pPr>
-        <w:pStyle w:val="Heading1"/>
-        <w:spacing w:before="400" w:after="200"/>
-      </w:pPr>
-      <w:r>
-        <w:rPr>
-          <w:rFonts w:ascii="Arial" w:cs="Arial" w:eastAsia="Arial" w:hAnsi="Arial"/>
-          <w:b/>
-          <w:bCs/>
-          <w:color w:val="1E40AF"/>
-          <w:sz w:val="32"/>
-          <w:szCs w:val="32"/>
-        </w:rPr>
-        <w:t xml:space="preserve">3. Startseite</w:t>
-      </w:r>
     </w:p>
     <w:tbl>
       <w:tblPr>
@@ -631,7 +543,7 @@
               <w:bottom w:val="none" w:sz="0"/>
               <w:right w:val="none" w:sz="0"/>
             </w:tcBorders>
-            <w:shd w:fill="F0F4FF" w:val="clear"/>
+            <w:shd w:fill="EEF2FF" w:val="clear"/>
             <w:tcMar>
               <w:top w:type="dxa" w:w="80"/>
               <w:left w:type="dxa" w:w="80"/>
@@ -649,7 +561,7 @@
                 <w:sz w:val="28"/>
                 <w:szCs w:val="28"/>
               </w:rPr>
-              <w:t xml:space="preserve">📚</w:t>
+              <w:t xml:space="preserve">🔗</w:t>
             </w:r>
           </w:p>
         </w:tc>
@@ -662,7 +574,7 @@
               <w:bottom w:val="none" w:sz="0"/>
               <w:right w:val="none" w:sz="0"/>
             </w:tcBorders>
-            <w:shd w:fill="F0F4FF" w:val="clear"/>
+            <w:shd w:fill="EEF2FF" w:val="clear"/>
             <w:tcMar>
               <w:top w:type="dxa" w:w="80"/>
               <w:left w:type="dxa" w:w="80"/>
@@ -680,7 +592,7 @@
                 <w:sz w:val="22"/>
                 <w:szCs w:val="22"/>
               </w:rPr>
-              <w:t xml:space="preserve">Aktiver Kurs</w:t>
+              <w:t xml:space="preserve">Link eingeben</w:t>
             </w:r>
           </w:p>
           <w:p>
@@ -690,11 +602,11 @@
             <w:r>
               <w:rPr>
                 <w:rFonts w:ascii="Arial" w:cs="Arial" w:eastAsia="Arial" w:hAnsi="Arial"/>
-                <w:color w:val="6B7280"/>
+                <w:color w:val="374151"/>
                 <w:sz w:val="20"/>
                 <w:szCs w:val="20"/>
               </w:rPr>
-              <w:t xml:space="preserve">Grüne Karte zeigt: Kursname, Zeitraum, Ausbilder. Klick → Details mit Ausbilder-Kontakt (Telefon anklickbar, E-Mail).</w:t>
+              <w:t xml:space="preserve">Alternative: Beitritts-Link per WhatsApp/E-Mail erhalten → in das Feld einfügen → ‘✓ Kurs beitreten’.</w:t>
             </w:r>
           </w:p>
         </w:tc>
@@ -731,7 +643,7 @@
               <w:bottom w:val="none" w:sz="0"/>
               <w:right w:val="none" w:sz="0"/>
             </w:tcBorders>
-            <w:shd w:fill="F0F4FF" w:val="clear"/>
+            <w:shd w:fill="EEF2FF" w:val="clear"/>
             <w:tcMar>
               <w:top w:type="dxa" w:w="80"/>
               <w:left w:type="dxa" w:w="80"/>
@@ -749,7 +661,7 @@
                 <w:sz w:val="28"/>
                 <w:szCs w:val="28"/>
               </w:rPr>
-              <w:t xml:space="preserve">🪑</w:t>
+              <w:t xml:space="preserve">🔄</w:t>
             </w:r>
           </w:p>
         </w:tc>
@@ -762,7 +674,7 @@
               <w:bottom w:val="none" w:sz="0"/>
               <w:right w:val="none" w:sz="0"/>
             </w:tcBorders>
-            <w:shd w:fill="F0F4FF" w:val="clear"/>
+            <w:shd w:fill="EEF2FF" w:val="clear"/>
             <w:tcMar>
               <w:top w:type="dxa" w:w="80"/>
               <w:left w:type="dxa" w:w="80"/>
@@ -780,7 +692,7 @@
                 <w:sz w:val="22"/>
                 <w:szCs w:val="22"/>
               </w:rPr>
-              <w:t xml:space="preserve">Sitzplatz eingeben</w:t>
+              <w:t xml:space="preserve">Nächster Kurs</w:t>
             </w:r>
           </w:p>
           <w:p>
@@ -790,11 +702,11 @@
             <w:r>
               <w:rPr>
                 <w:rFonts w:ascii="Arial" w:cs="Arial" w:eastAsia="Arial" w:hAnsi="Arial"/>
-                <w:color w:val="6B7280"/>
+                <w:color w:val="374151"/>
                 <w:sz w:val="20"/>
                 <w:szCs w:val="20"/>
               </w:rPr>
-              <w:t xml:space="preserve">In der Kurs-Karte: Feld ‘Mein Platz’. Tischnummer eingeben die im Raum auf dem Tisch steht. Der Ausbilder sieht dich dann automatisch auf dem richtigen Platz.</w:t>
+              <w:t xml:space="preserve">QR scannen oder Link → mit bestehendem Konto einloggen → neuer Kurs wird hinzugefügt. Sitzplatz wird zurückgesetzt.</w:t>
             </w:r>
           </w:p>
         </w:tc>
@@ -804,6 +716,23 @@
       <w:pPr>
         <w:spacing w:after="80"/>
       </w:pPr>
+    </w:p>
+    <w:p>
+      <w:pPr>
+        <w:pStyle w:val="Heading1"/>
+        <w:spacing w:before="400" w:after="200"/>
+      </w:pPr>
+      <w:r>
+        <w:rPr>
+          <w:rFonts w:ascii="Arial" w:cs="Arial" w:eastAsia="Arial" w:hAnsi="Arial"/>
+          <w:b/>
+          <w:bCs/>
+          <w:color w:val="1E40AF"/>
+          <w:sz w:val="32"/>
+          <w:szCs w:val="32"/>
+        </w:rPr>
+        <w:t xml:space="preserve">3. Startseite</w:t>
+      </w:r>
     </w:p>
     <w:tbl>
       <w:tblPr>
@@ -831,7 +760,7 @@
               <w:bottom w:val="none" w:sz="0"/>
               <w:right w:val="none" w:sz="0"/>
             </w:tcBorders>
-            <w:shd w:fill="F0F4FF" w:val="clear"/>
+            <w:shd w:fill="EEF2FF" w:val="clear"/>
             <w:tcMar>
               <w:top w:type="dxa" w:w="80"/>
               <w:left w:type="dxa" w:w="80"/>
@@ -849,7 +778,7 @@
                 <w:sz w:val="28"/>
                 <w:szCs w:val="28"/>
               </w:rPr>
-              <w:t xml:space="preserve">🔔</w:t>
+              <w:t xml:space="preserve">📚</w:t>
             </w:r>
           </w:p>
         </w:tc>
@@ -862,7 +791,7 @@
               <w:bottom w:val="none" w:sz="0"/>
               <w:right w:val="none" w:sz="0"/>
             </w:tcBorders>
-            <w:shd w:fill="F0F4FF" w:val="clear"/>
+            <w:shd w:fill="EEF2FF" w:val="clear"/>
             <w:tcMar>
               <w:top w:type="dxa" w:w="80"/>
               <w:left w:type="dxa" w:w="80"/>
@@ -880,7 +809,7 @@
                 <w:sz w:val="22"/>
                 <w:szCs w:val="22"/>
               </w:rPr>
-              <w:t xml:space="preserve">Benachrichtigungen</w:t>
+              <w:t xml:space="preserve">Aktiver Kurs</w:t>
             </w:r>
           </w:p>
           <w:p>
@@ -890,11 +819,11 @@
             <w:r>
               <w:rPr>
                 <w:rFonts w:ascii="Arial" w:cs="Arial" w:eastAsia="Arial" w:hAnsi="Arial"/>
-                <w:color w:val="6B7280"/>
+                <w:color w:val="374151"/>
                 <w:sz w:val="20"/>
                 <w:szCs w:val="20"/>
               </w:rPr>
-              <w:t xml:space="preserve">Kursausfall, Änderungen oder neue Infos erscheinen als Banner oben auf der Startseite.</w:t>
+              <w:t xml:space="preserve">Grüne Karte: Kursname, Zeitraum, Ausbilder. Klick → Details mit Kontakt.</w:t>
             </w:r>
           </w:p>
         </w:tc>
@@ -904,95 +833,6 @@
       <w:pPr>
         <w:spacing w:after="80"/>
       </w:pPr>
-    </w:p>
-    <w:p>
-      <w:pPr>
-        <w:pStyle w:val="Heading1"/>
-        <w:spacing w:before="400" w:after="200"/>
-      </w:pPr>
-      <w:r>
-        <w:rPr>
-          <w:rFonts w:ascii="Arial" w:cs="Arial" w:eastAsia="Arial" w:hAnsi="Arial"/>
-          <w:b/>
-          <w:bCs/>
-          <w:color w:val="1E40AF"/>
-          <w:sz w:val="32"/>
-          <w:szCs w:val="32"/>
-        </w:rPr>
-        <w:t xml:space="preserve">4. DSGVO-Zustimmung (nachträglich)</w:t>
-      </w:r>
-    </w:p>
-    <w:p>
-      <w:pPr>
-        <w:spacing w:after="120"/>
-      </w:pPr>
-      <w:r>
-        <w:rPr>
-          <w:rFonts w:ascii="Arial" w:cs="Arial" w:eastAsia="Arial" w:hAnsi="Arial"/>
-          <w:color w:val="374151"/>
-          <w:sz w:val="22"/>
-          <w:szCs w:val="22"/>
-        </w:rPr>
-        <w:t xml:space="preserve">Wenn du dich vor dem DSGVO-Update registriert hast, erscheint beim nächsten Login ein Vollbild-Overlay. Checkbox anklicken und bestätigen – danach normal weiter.</w:t>
-      </w:r>
-    </w:p>
-    <w:p>
-      <w:pPr>
-        <w:spacing w:after="80"/>
-      </w:pPr>
-    </w:p>
-    <w:p>
-      <w:pPr>
-        <w:pStyle w:val="Heading1"/>
-        <w:spacing w:before="400" w:after="200"/>
-      </w:pPr>
-      <w:r>
-        <w:rPr>
-          <w:rFonts w:ascii="Arial" w:cs="Arial" w:eastAsia="Arial" w:hAnsi="Arial"/>
-          <w:b/>
-          <w:bCs/>
-          <w:color w:val="1E40AF"/>
-          <w:sz w:val="32"/>
-          <w:szCs w:val="32"/>
-        </w:rPr>
-        <w:t xml:space="preserve">5. Kontaktdaten</w:t>
-      </w:r>
-    </w:p>
-    <w:p>
-      <w:pPr>
-        <w:spacing w:after="120"/>
-      </w:pPr>
-      <w:r>
-        <w:rPr>
-          <w:rFonts w:ascii="Arial" w:cs="Arial" w:eastAsia="Arial" w:hAnsi="Arial"/>
-          <w:color w:val="374151"/>
-          <w:sz w:val="22"/>
-          <w:szCs w:val="22"/>
-        </w:rPr>
-        <w:t xml:space="preserve">Im Profil kannst du E-Mail und Telefon hinterlegen. Diese sind für den Ausbilder und deinen Betrieb sichtbar.</w:t>
-      </w:r>
-    </w:p>
-    <w:p>
-      <w:pPr>
-        <w:spacing w:after="80"/>
-      </w:pPr>
-    </w:p>
-    <w:p>
-      <w:pPr>
-        <w:pStyle w:val="Heading1"/>
-        <w:spacing w:before="400" w:after="200"/>
-      </w:pPr>
-      <w:r>
-        <w:rPr>
-          <w:rFonts w:ascii="Arial" w:cs="Arial" w:eastAsia="Arial" w:hAnsi="Arial"/>
-          <w:b/>
-          <w:bCs/>
-          <w:color w:val="1E40AF"/>
-          <w:sz w:val="32"/>
-          <w:szCs w:val="32"/>
-        </w:rPr>
-        <w:t xml:space="preserve">6. Als PWA installieren</w:t>
-      </w:r>
     </w:p>
     <w:tbl>
       <w:tblPr>
@@ -1020,7 +860,7 @@
               <w:bottom w:val="none" w:sz="0"/>
               <w:right w:val="none" w:sz="0"/>
             </w:tcBorders>
-            <w:shd w:fill="F0F4FF" w:val="clear"/>
+            <w:shd w:fill="EEF2FF" w:val="clear"/>
             <w:tcMar>
               <w:top w:type="dxa" w:w="80"/>
               <w:left w:type="dxa" w:w="80"/>
@@ -1038,7 +878,7 @@
                 <w:sz w:val="28"/>
                 <w:szCs w:val="28"/>
               </w:rPr>
-              <w:t xml:space="preserve">📱</w:t>
+              <w:t xml:space="preserve">🪑</w:t>
             </w:r>
           </w:p>
         </w:tc>
@@ -1051,7 +891,7 @@
               <w:bottom w:val="none" w:sz="0"/>
               <w:right w:val="none" w:sz="0"/>
             </w:tcBorders>
-            <w:shd w:fill="F0F4FF" w:val="clear"/>
+            <w:shd w:fill="EEF2FF" w:val="clear"/>
             <w:tcMar>
               <w:top w:type="dxa" w:w="80"/>
               <w:left w:type="dxa" w:w="80"/>
@@ -1069,7 +909,7 @@
                 <w:sz w:val="22"/>
                 <w:szCs w:val="22"/>
               </w:rPr>
-              <w:t xml:space="preserve">iPhone</w:t>
+              <w:t xml:space="preserve">Sitzplatz eingeben</w:t>
             </w:r>
           </w:p>
           <w:p>
@@ -1079,11 +919,11 @@
             <w:r>
               <w:rPr>
                 <w:rFonts w:ascii="Arial" w:cs="Arial" w:eastAsia="Arial" w:hAnsi="Arial"/>
-                <w:color w:val="6B7280"/>
+                <w:color w:val="374151"/>
                 <w:sz w:val="20"/>
                 <w:szCs w:val="20"/>
               </w:rPr>
-              <w:t xml:space="preserve">Safari → Teilen-Button → ‘Zum Home-Bildschirm’. Die App erscheint wie eine normale App.</w:t>
+              <w:t xml:space="preserve">In der Kurs-Karte: Feld ‘Mein Platz’. Tischnummer eingeben → Ausbilder sieht automatische Platzierung.</w:t>
             </w:r>
           </w:p>
         </w:tc>
@@ -1120,7 +960,7 @@
               <w:bottom w:val="none" w:sz="0"/>
               <w:right w:val="none" w:sz="0"/>
             </w:tcBorders>
-            <w:shd w:fill="F0F4FF" w:val="clear"/>
+            <w:shd w:fill="EEF2FF" w:val="clear"/>
             <w:tcMar>
               <w:top w:type="dxa" w:w="80"/>
               <w:left w:type="dxa" w:w="80"/>
@@ -1138,7 +978,7 @@
                 <w:sz w:val="28"/>
                 <w:szCs w:val="28"/>
               </w:rPr>
-              <w:t xml:space="preserve">🤖</w:t>
+              <w:t xml:space="preserve">🔔</w:t>
             </w:r>
           </w:p>
         </w:tc>
@@ -1151,7 +991,7 @@
               <w:bottom w:val="none" w:sz="0"/>
               <w:right w:val="none" w:sz="0"/>
             </w:tcBorders>
-            <w:shd w:fill="F0F4FF" w:val="clear"/>
+            <w:shd w:fill="EEF2FF" w:val="clear"/>
             <w:tcMar>
               <w:top w:type="dxa" w:w="80"/>
               <w:left w:type="dxa" w:w="80"/>
@@ -1169,7 +1009,7 @@
                 <w:sz w:val="22"/>
                 <w:szCs w:val="22"/>
               </w:rPr>
-              <w:t xml:space="preserve">Android</w:t>
+              <w:t xml:space="preserve">Benachrichtigungen</w:t>
             </w:r>
           </w:p>
           <w:p>
@@ -1179,11 +1019,545 @@
             <w:r>
               <w:rPr>
                 <w:rFonts w:ascii="Arial" w:cs="Arial" w:eastAsia="Arial" w:hAnsi="Arial"/>
-                <w:color w:val="6B7280"/>
+                <w:color w:val="374151"/>
                 <w:sz w:val="20"/>
                 <w:szCs w:val="20"/>
               </w:rPr>
-              <w:t xml:space="preserve">Chrome → Menü (drei Punkte) → ‘App installieren’. Oder: Banner ‘Zum Startbildschirm hinzufügen’ bestätigen.</w:t>
+              <w:t xml:space="preserve">Kursausfall, Wiederholer, Nicht angetreten, Meldung gelesen – als Banner auf der Startseite.</w:t>
+            </w:r>
+          </w:p>
+        </w:tc>
+      </w:tr>
+    </w:tbl>
+    <w:p>
+      <w:pPr>
+        <w:spacing w:after="80"/>
+      </w:pPr>
+    </w:p>
+    <w:p>
+      <w:pPr>
+        <w:pStyle w:val="Heading1"/>
+        <w:spacing w:before="400" w:after="200"/>
+      </w:pPr>
+      <w:r>
+        <w:rPr>
+          <w:rFonts w:ascii="Arial" w:cs="Arial" w:eastAsia="Arial" w:hAnsi="Arial"/>
+          <w:b/>
+          <w:bCs/>
+          <w:color w:val="1E40AF"/>
+          <w:sz w:val="32"/>
+          <w:szCs w:val="32"/>
+        </w:rPr>
+        <w:t xml:space="preserve">4. Meldungen an den Ausbilder</w:t>
+      </w:r>
+    </w:p>
+    <w:tbl>
+      <w:tblPr>
+        <w:tblW w:type="dxa" w:w="9026"/>
+        <w:tblBorders>
+          <w:top w:val="single" w:color="auto" w:sz="4"/>
+          <w:left w:val="single" w:color="auto" w:sz="4"/>
+          <w:bottom w:val="single" w:color="auto" w:sz="4"/>
+          <w:right w:val="single" w:color="auto" w:sz="4"/>
+          <w:insideH w:val="single" w:color="auto" w:sz="4"/>
+          <w:insideV w:val="single" w:color="auto" w:sz="4"/>
+        </w:tblBorders>
+      </w:tblPr>
+      <w:tblGrid>
+        <w:gridCol w:w="600"/>
+        <w:gridCol w:w="8426"/>
+      </w:tblGrid>
+      <w:tr>
+        <w:tc>
+          <w:tcPr>
+            <w:tcW w:type="dxa" w:w="600"/>
+            <w:tcBorders>
+              <w:top w:val="none" w:sz="0"/>
+              <w:left w:val="none" w:sz="0"/>
+              <w:bottom w:val="none" w:sz="0"/>
+              <w:right w:val="none" w:sz="0"/>
+            </w:tcBorders>
+            <w:shd w:fill="EEF2FF" w:val="clear"/>
+            <w:tcMar>
+              <w:top w:type="dxa" w:w="80"/>
+              <w:left w:type="dxa" w:w="80"/>
+              <w:bottom w:type="dxa" w:w="80"/>
+              <w:right w:type="dxa" w:w="40"/>
+            </w:tcMar>
+          </w:tcPr>
+          <w:p>
+            <w:pPr>
+              <w:jc w:val="center"/>
+            </w:pPr>
+            <w:r>
+              <w:rPr>
+                <w:rFonts w:ascii="Arial" w:cs="Arial" w:eastAsia="Arial" w:hAnsi="Arial"/>
+                <w:sz w:val="28"/>
+                <w:szCs w:val="28"/>
+              </w:rPr>
+              <w:t xml:space="preserve">🕐</w:t>
+            </w:r>
+          </w:p>
+        </w:tc>
+        <w:tc>
+          <w:tcPr>
+            <w:tcW w:type="dxa" w:w="8426"/>
+            <w:tcBorders>
+              <w:top w:val="none" w:sz="0"/>
+              <w:left w:val="none" w:sz="0"/>
+              <w:bottom w:val="none" w:sz="0"/>
+              <w:right w:val="none" w:sz="0"/>
+            </w:tcBorders>
+            <w:shd w:fill="EEF2FF" w:val="clear"/>
+            <w:tcMar>
+              <w:top w:type="dxa" w:w="80"/>
+              <w:left w:type="dxa" w:w="80"/>
+              <w:bottom w:type="dxa" w:w="80"/>
+              <w:right w:type="dxa" w:w="120"/>
+            </w:tcMar>
+          </w:tcPr>
+          <w:p>
+            <w:r>
+              <w:rPr>
+                <w:rFonts w:ascii="Arial" w:cs="Arial" w:eastAsia="Arial" w:hAnsi="Arial"/>
+                <w:b/>
+                <w:bCs/>
+                <w:color w:val="1E40AF"/>
+                <w:sz w:val="22"/>
+                <w:szCs w:val="22"/>
+              </w:rPr>
+              <w:t xml:space="preserve">Komme später / Gehe früher</w:t>
+            </w:r>
+          </w:p>
+          <w:p>
+            <w:pPr>
+              <w:spacing w:before="40"/>
+            </w:pPr>
+            <w:r>
+              <w:rPr>
+                <w:rFonts w:ascii="Arial" w:cs="Arial" w:eastAsia="Arial" w:hAnsi="Arial"/>
+                <w:color w:val="374151"/>
+                <w:sz w:val="20"/>
+                <w:szCs w:val="20"/>
+              </w:rPr>
+              <w:t xml:space="preserve">Buttons auf der Startseite. Bestätigung erforderlich. Ausbilder sieht es live am Sitzplatz.</w:t>
+            </w:r>
+          </w:p>
+        </w:tc>
+      </w:tr>
+    </w:tbl>
+    <w:p>
+      <w:pPr>
+        <w:spacing w:after="80"/>
+      </w:pPr>
+    </w:p>
+    <w:tbl>
+      <w:tblPr>
+        <w:tblW w:type="dxa" w:w="9026"/>
+        <w:tblBorders>
+          <w:top w:val="single" w:color="auto" w:sz="4"/>
+          <w:left w:val="single" w:color="auto" w:sz="4"/>
+          <w:bottom w:val="single" w:color="auto" w:sz="4"/>
+          <w:right w:val="single" w:color="auto" w:sz="4"/>
+          <w:insideH w:val="single" w:color="auto" w:sz="4"/>
+          <w:insideV w:val="single" w:color="auto" w:sz="4"/>
+        </w:tblBorders>
+      </w:tblPr>
+      <w:tblGrid>
+        <w:gridCol w:w="600"/>
+        <w:gridCol w:w="8426"/>
+      </w:tblGrid>
+      <w:tr>
+        <w:tc>
+          <w:tcPr>
+            <w:tcW w:type="dxa" w:w="600"/>
+            <w:tcBorders>
+              <w:top w:val="none" w:sz="0"/>
+              <w:left w:val="none" w:sz="0"/>
+              <w:bottom w:val="none" w:sz="0"/>
+              <w:right w:val="none" w:sz="0"/>
+            </w:tcBorders>
+            <w:shd w:fill="EEF2FF" w:val="clear"/>
+            <w:tcMar>
+              <w:top w:type="dxa" w:w="80"/>
+              <w:left w:type="dxa" w:w="80"/>
+              <w:bottom w:type="dxa" w:w="80"/>
+              <w:right w:type="dxa" w:w="40"/>
+            </w:tcMar>
+          </w:tcPr>
+          <w:p>
+            <w:pPr>
+              <w:jc w:val="center"/>
+            </w:pPr>
+            <w:r>
+              <w:rPr>
+                <w:rFonts w:ascii="Arial" w:cs="Arial" w:eastAsia="Arial" w:hAnsi="Arial"/>
+                <w:sz w:val="28"/>
+                <w:szCs w:val="28"/>
+              </w:rPr>
+              <w:t xml:space="preserve">🤒</w:t>
+            </w:r>
+          </w:p>
+        </w:tc>
+        <w:tc>
+          <w:tcPr>
+            <w:tcW w:type="dxa" w:w="8426"/>
+            <w:tcBorders>
+              <w:top w:val="none" w:sz="0"/>
+              <w:left w:val="none" w:sz="0"/>
+              <w:bottom w:val="none" w:sz="0"/>
+              <w:right w:val="none" w:sz="0"/>
+            </w:tcBorders>
+            <w:shd w:fill="EEF2FF" w:val="clear"/>
+            <w:tcMar>
+              <w:top w:type="dxa" w:w="80"/>
+              <w:left w:type="dxa" w:w="80"/>
+              <w:bottom w:type="dxa" w:w="80"/>
+              <w:right w:type="dxa" w:w="120"/>
+            </w:tcMar>
+          </w:tcPr>
+          <w:p>
+            <w:r>
+              <w:rPr>
+                <w:rFonts w:ascii="Arial" w:cs="Arial" w:eastAsia="Arial" w:hAnsi="Arial"/>
+                <w:b/>
+                <w:bCs/>
+                <w:color w:val="1E40AF"/>
+                <w:sz w:val="22"/>
+                <w:szCs w:val="22"/>
+              </w:rPr>
+              <w:t xml:space="preserve">Krankmeldung</w:t>
+            </w:r>
+          </w:p>
+          <w:p>
+            <w:pPr>
+              <w:spacing w:before="40"/>
+            </w:pPr>
+            <w:r>
+              <w:rPr>
+                <w:rFonts w:ascii="Arial" w:cs="Arial" w:eastAsia="Arial" w:hAnsi="Arial"/>
+                <w:color w:val="374151"/>
+                <w:sz w:val="20"/>
+                <w:szCs w:val="20"/>
+              </w:rPr>
+              <w:t xml:space="preserve">Button ‘🤒 Bin krank’ → Overlay mit Hinweis: ‘Bitte melde dich zusätzlich persönlich beim Betrieb!’ → Checkbox bestätigen → dann erst wird gesendet.</w:t>
+            </w:r>
+          </w:p>
+        </w:tc>
+      </w:tr>
+    </w:tbl>
+    <w:p>
+      <w:pPr>
+        <w:spacing w:after="80"/>
+      </w:pPr>
+    </w:p>
+    <w:tbl>
+      <w:tblPr>
+        <w:tblW w:type="dxa" w:w="9026"/>
+        <w:tblBorders>
+          <w:top w:val="single" w:color="auto" w:sz="4"/>
+          <w:left w:val="single" w:color="auto" w:sz="4"/>
+          <w:bottom w:val="single" w:color="auto" w:sz="4"/>
+          <w:right w:val="single" w:color="auto" w:sz="4"/>
+          <w:insideH w:val="single" w:color="auto" w:sz="4"/>
+          <w:insideV w:val="single" w:color="auto" w:sz="4"/>
+        </w:tblBorders>
+      </w:tblPr>
+      <w:tblGrid>
+        <w:gridCol w:w="600"/>
+        <w:gridCol w:w="8426"/>
+      </w:tblGrid>
+      <w:tr>
+        <w:tc>
+          <w:tcPr>
+            <w:tcW w:type="dxa" w:w="600"/>
+            <w:tcBorders>
+              <w:top w:val="none" w:sz="0"/>
+              <w:left w:val="none" w:sz="0"/>
+              <w:bottom w:val="none" w:sz="0"/>
+              <w:right w:val="none" w:sz="0"/>
+            </w:tcBorders>
+            <w:shd w:fill="EEF2FF" w:val="clear"/>
+            <w:tcMar>
+              <w:top w:type="dxa" w:w="80"/>
+              <w:left w:type="dxa" w:w="80"/>
+              <w:bottom w:type="dxa" w:w="80"/>
+              <w:right w:type="dxa" w:w="40"/>
+            </w:tcMar>
+          </w:tcPr>
+          <w:p>
+            <w:pPr>
+              <w:jc w:val="center"/>
+            </w:pPr>
+            <w:r>
+              <w:rPr>
+                <w:rFonts w:ascii="Arial" w:cs="Arial" w:eastAsia="Arial" w:hAnsi="Arial"/>
+                <w:sz w:val="28"/>
+                <w:szCs w:val="28"/>
+              </w:rPr>
+              <w:t xml:space="preserve">✅</w:t>
+            </w:r>
+          </w:p>
+        </w:tc>
+        <w:tc>
+          <w:tcPr>
+            <w:tcW w:type="dxa" w:w="8426"/>
+            <w:tcBorders>
+              <w:top w:val="none" w:sz="0"/>
+              <w:left w:val="none" w:sz="0"/>
+              <w:bottom w:val="none" w:sz="0"/>
+              <w:right w:val="none" w:sz="0"/>
+            </w:tcBorders>
+            <w:shd w:fill="EEF2FF" w:val="clear"/>
+            <w:tcMar>
+              <w:top w:type="dxa" w:w="80"/>
+              <w:left w:type="dxa" w:w="80"/>
+              <w:bottom w:type="dxa" w:w="80"/>
+              <w:right w:type="dxa" w:w="120"/>
+            </w:tcMar>
+          </w:tcPr>
+          <w:p>
+            <w:r>
+              <w:rPr>
+                <w:rFonts w:ascii="Arial" w:cs="Arial" w:eastAsia="Arial" w:hAnsi="Arial"/>
+                <w:b/>
+                <w:bCs/>
+                <w:color w:val="1E40AF"/>
+                <w:sz w:val="22"/>
+                <w:szCs w:val="22"/>
+              </w:rPr>
+              <w:t xml:space="preserve">Rückmeldung</w:t>
+            </w:r>
+          </w:p>
+          <w:p>
+            <w:pPr>
+              <w:spacing w:before="40"/>
+            </w:pPr>
+            <w:r>
+              <w:rPr>
+                <w:rFonts w:ascii="Arial" w:cs="Arial" w:eastAsia="Arial" w:hAnsi="Arial"/>
+                <w:color w:val="374151"/>
+                <w:sz w:val="20"/>
+                <w:szCs w:val="20"/>
+              </w:rPr>
+              <w:t xml:space="preserve">Grüner Banner wenn der Ausbilder deine Meldung gelesen hat.</w:t>
+            </w:r>
+          </w:p>
+        </w:tc>
+      </w:tr>
+    </w:tbl>
+    <w:p>
+      <w:pPr>
+        <w:spacing w:after="80"/>
+      </w:pPr>
+    </w:p>
+    <w:p>
+      <w:pPr>
+        <w:pStyle w:val="Heading1"/>
+        <w:spacing w:before="400" w:after="200"/>
+      </w:pPr>
+      <w:r>
+        <w:rPr>
+          <w:rFonts w:ascii="Arial" w:cs="Arial" w:eastAsia="Arial" w:hAnsi="Arial"/>
+          <w:b/>
+          <w:bCs/>
+          <w:color w:val="1E40AF"/>
+          <w:sz w:val="32"/>
+          <w:szCs w:val="32"/>
+        </w:rPr>
+        <w:t xml:space="preserve">5. Als PWA installieren</w:t>
+      </w:r>
+    </w:p>
+    <w:tbl>
+      <w:tblPr>
+        <w:tblW w:type="dxa" w:w="9026"/>
+        <w:tblBorders>
+          <w:top w:val="single" w:color="auto" w:sz="4"/>
+          <w:left w:val="single" w:color="auto" w:sz="4"/>
+          <w:bottom w:val="single" w:color="auto" w:sz="4"/>
+          <w:right w:val="single" w:color="auto" w:sz="4"/>
+          <w:insideH w:val="single" w:color="auto" w:sz="4"/>
+          <w:insideV w:val="single" w:color="auto" w:sz="4"/>
+        </w:tblBorders>
+      </w:tblPr>
+      <w:tblGrid>
+        <w:gridCol w:w="600"/>
+        <w:gridCol w:w="8426"/>
+      </w:tblGrid>
+      <w:tr>
+        <w:tc>
+          <w:tcPr>
+            <w:tcW w:type="dxa" w:w="600"/>
+            <w:tcBorders>
+              <w:top w:val="none" w:sz="0"/>
+              <w:left w:val="none" w:sz="0"/>
+              <w:bottom w:val="none" w:sz="0"/>
+              <w:right w:val="none" w:sz="0"/>
+            </w:tcBorders>
+            <w:shd w:fill="EEF2FF" w:val="clear"/>
+            <w:tcMar>
+              <w:top w:type="dxa" w:w="80"/>
+              <w:left w:type="dxa" w:w="80"/>
+              <w:bottom w:type="dxa" w:w="80"/>
+              <w:right w:type="dxa" w:w="40"/>
+            </w:tcMar>
+          </w:tcPr>
+          <w:p>
+            <w:pPr>
+              <w:jc w:val="center"/>
+            </w:pPr>
+            <w:r>
+              <w:rPr>
+                <w:rFonts w:ascii="Arial" w:cs="Arial" w:eastAsia="Arial" w:hAnsi="Arial"/>
+                <w:sz w:val="28"/>
+                <w:szCs w:val="28"/>
+              </w:rPr>
+              <w:t xml:space="preserve">📱</w:t>
+            </w:r>
+          </w:p>
+        </w:tc>
+        <w:tc>
+          <w:tcPr>
+            <w:tcW w:type="dxa" w:w="8426"/>
+            <w:tcBorders>
+              <w:top w:val="none" w:sz="0"/>
+              <w:left w:val="none" w:sz="0"/>
+              <w:bottom w:val="none" w:sz="0"/>
+              <w:right w:val="none" w:sz="0"/>
+            </w:tcBorders>
+            <w:shd w:fill="EEF2FF" w:val="clear"/>
+            <w:tcMar>
+              <w:top w:type="dxa" w:w="80"/>
+              <w:left w:type="dxa" w:w="80"/>
+              <w:bottom w:type="dxa" w:w="80"/>
+              <w:right w:type="dxa" w:w="120"/>
+            </w:tcMar>
+          </w:tcPr>
+          <w:p>
+            <w:r>
+              <w:rPr>
+                <w:rFonts w:ascii="Arial" w:cs="Arial" w:eastAsia="Arial" w:hAnsi="Arial"/>
+                <w:b/>
+                <w:bCs/>
+                <w:color w:val="1E40AF"/>
+                <w:sz w:val="22"/>
+                <w:szCs w:val="22"/>
+              </w:rPr>
+              <w:t xml:space="preserve">iPhone</w:t>
+            </w:r>
+          </w:p>
+          <w:p>
+            <w:pPr>
+              <w:spacing w:before="40"/>
+            </w:pPr>
+            <w:r>
+              <w:rPr>
+                <w:rFonts w:ascii="Arial" w:cs="Arial" w:eastAsia="Arial" w:hAnsi="Arial"/>
+                <w:color w:val="374151"/>
+                <w:sz w:val="20"/>
+                <w:szCs w:val="20"/>
+              </w:rPr>
+              <w:t xml:space="preserve">Safari → Teilen → ‘Zum Home-Bildschirm’.</w:t>
+            </w:r>
+          </w:p>
+        </w:tc>
+      </w:tr>
+    </w:tbl>
+    <w:p>
+      <w:pPr>
+        <w:spacing w:after="80"/>
+      </w:pPr>
+    </w:p>
+    <w:tbl>
+      <w:tblPr>
+        <w:tblW w:type="dxa" w:w="9026"/>
+        <w:tblBorders>
+          <w:top w:val="single" w:color="auto" w:sz="4"/>
+          <w:left w:val="single" w:color="auto" w:sz="4"/>
+          <w:bottom w:val="single" w:color="auto" w:sz="4"/>
+          <w:right w:val="single" w:color="auto" w:sz="4"/>
+          <w:insideH w:val="single" w:color="auto" w:sz="4"/>
+          <w:insideV w:val="single" w:color="auto" w:sz="4"/>
+        </w:tblBorders>
+      </w:tblPr>
+      <w:tblGrid>
+        <w:gridCol w:w="600"/>
+        <w:gridCol w:w="8426"/>
+      </w:tblGrid>
+      <w:tr>
+        <w:tc>
+          <w:tcPr>
+            <w:tcW w:type="dxa" w:w="600"/>
+            <w:tcBorders>
+              <w:top w:val="none" w:sz="0"/>
+              <w:left w:val="none" w:sz="0"/>
+              <w:bottom w:val="none" w:sz="0"/>
+              <w:right w:val="none" w:sz="0"/>
+            </w:tcBorders>
+            <w:shd w:fill="EEF2FF" w:val="clear"/>
+            <w:tcMar>
+              <w:top w:type="dxa" w:w="80"/>
+              <w:left w:type="dxa" w:w="80"/>
+              <w:bottom w:type="dxa" w:w="80"/>
+              <w:right w:type="dxa" w:w="40"/>
+            </w:tcMar>
+          </w:tcPr>
+          <w:p>
+            <w:pPr>
+              <w:jc w:val="center"/>
+            </w:pPr>
+            <w:r>
+              <w:rPr>
+                <w:rFonts w:ascii="Arial" w:cs="Arial" w:eastAsia="Arial" w:hAnsi="Arial"/>
+                <w:sz w:val="28"/>
+                <w:szCs w:val="28"/>
+              </w:rPr>
+              <w:t xml:space="preserve">🤖</w:t>
+            </w:r>
+          </w:p>
+        </w:tc>
+        <w:tc>
+          <w:tcPr>
+            <w:tcW w:type="dxa" w:w="8426"/>
+            <w:tcBorders>
+              <w:top w:val="none" w:sz="0"/>
+              <w:left w:val="none" w:sz="0"/>
+              <w:bottom w:val="none" w:sz="0"/>
+              <w:right w:val="none" w:sz="0"/>
+            </w:tcBorders>
+            <w:shd w:fill="EEF2FF" w:val="clear"/>
+            <w:tcMar>
+              <w:top w:type="dxa" w:w="80"/>
+              <w:left w:type="dxa" w:w="80"/>
+              <w:bottom w:type="dxa" w:w="80"/>
+              <w:right w:type="dxa" w:w="120"/>
+            </w:tcMar>
+          </w:tcPr>
+          <w:p>
+            <w:r>
+              <w:rPr>
+                <w:rFonts w:ascii="Arial" w:cs="Arial" w:eastAsia="Arial" w:hAnsi="Arial"/>
+                <w:b/>
+                <w:bCs/>
+                <w:color w:val="1E40AF"/>
+                <w:sz w:val="22"/>
+                <w:szCs w:val="22"/>
+              </w:rPr>
+              <w:t xml:space="preserve">Android</w:t>
+            </w:r>
+          </w:p>
+          <w:p>
+            <w:pPr>
+              <w:spacing w:before="40"/>
+            </w:pPr>
+            <w:r>
+              <w:rPr>
+                <w:rFonts w:ascii="Arial" w:cs="Arial" w:eastAsia="Arial" w:hAnsi="Arial"/>
+                <w:color w:val="374151"/>
+                <w:sz w:val="20"/>
+                <w:szCs w:val="20"/>
+              </w:rPr>
+              <w:t xml:space="preserve">Chrome → Menü → ‘App installieren’.</w:t>
             </w:r>
           </w:p>
         </w:tc>
